--- a/public/downloads/promotion.docx
+++ b/public/downloads/promotion.docx
@@ -1,6 +1,6 @@
 
 <file path=word/document.xml><?xml version="1.0" encoding="utf-8"?>
-<w:document xmlns:wpc="http://schemas.microsoft.com/office/word/2010/wordprocessingCanvas" xmlns:cx="http://schemas.microsoft.com/office/drawing/2014/chartex" xmlns:cx1="http://schemas.microsoft.com/office/drawing/2015/9/8/chartex" xmlns:cx2="http://schemas.microsoft.com/office/drawing/2015/10/21/chartex" xmlns:cx3="http://schemas.microsoft.com/office/drawing/2016/5/9/chartex" xmlns:cx4="http://schemas.microsoft.com/office/drawing/2016/5/10/chartex" xmlns:cx5="http://schemas.microsoft.com/office/drawing/2016/5/11/chartex" xmlns:cx6="http://schemas.microsoft.com/office/drawing/2016/5/12/chartex" xmlns:cx7="http://schemas.microsoft.com/office/drawing/2016/5/13/chartex" xmlns:cx8="http://schemas.microsoft.com/office/drawing/2016/5/14/chartex" xmlns:mc="http://schemas.openxmlformats.org/markup-compatibility/2006" xmlns:aink="http://schemas.microsoft.com/office/drawing/2016/ink" xmlns:am3d="http://schemas.microsoft.com/office/drawing/2017/model3d" xmlns:o="urn:schemas-microsoft-com:office:office" xmlns:r="http://schemas.openxmlformats.org/officeDocument/2006/relationships" xmlns:m="http://schemas.openxmlformats.org/officeDocument/2006/math" xmlns:v="urn:schemas-microsoft-com:vml" xmlns:wp14="http://schemas.microsoft.com/office/word/2010/wordprocessingDrawing" xmlns:wp="http://schemas.openxmlformats.org/drawingml/2006/wordprocessingDrawing" xmlns:w10="urn:schemas-microsoft-com:office:word" xmlns:w="http://schemas.openxmlformats.org/wordprocessingml/2006/main" xmlns:w14="http://schemas.microsoft.com/office/word/2010/wordml" xmlns:w15="http://schemas.microsoft.com/office/word/2012/wordml" xmlns:w16cid="http://schemas.microsoft.com/office/word/2016/wordml/cid" xmlns:w16se="http://schemas.microsoft.com/office/word/2015/wordml/symex" xmlns:wpg="http://schemas.microsoft.com/office/word/2010/wordprocessingGroup" xmlns:wpi="http://schemas.microsoft.com/office/word/2010/wordprocessingInk" xmlns:wne="http://schemas.microsoft.com/office/word/2006/wordml" xmlns:wps="http://schemas.microsoft.com/office/word/2010/wordprocessingShape" mc:Ignorable="w14 w15 w16se w16cid wp14">
+<w:document xmlns:wpc="http://schemas.microsoft.com/office/word/2010/wordprocessingCanvas" xmlns:mc="http://schemas.openxmlformats.org/markup-compatibility/2006" xmlns:o="urn:schemas-microsoft-com:office:office" xmlns:r="http://schemas.openxmlformats.org/officeDocument/2006/relationships" xmlns:m="http://schemas.openxmlformats.org/officeDocument/2006/math" xmlns:v="urn:schemas-microsoft-com:vml" xmlns:wp14="http://schemas.microsoft.com/office/word/2010/wordprocessingDrawing" xmlns:wp="http://schemas.openxmlformats.org/drawingml/2006/wordprocessingDrawing" xmlns:w10="urn:schemas-microsoft-com:office:word" xmlns:w="http://schemas.openxmlformats.org/wordprocessingml/2006/main" xmlns:w14="http://schemas.microsoft.com/office/word/2010/wordml" xmlns:w15="http://schemas.microsoft.com/office/word/2012/wordml" xmlns:wpg="http://schemas.microsoft.com/office/word/2010/wordprocessingGroup" xmlns:wpi="http://schemas.microsoft.com/office/word/2010/wordprocessingInk" xmlns:wne="http://schemas.microsoft.com/office/word/2006/wordml" xmlns:wps="http://schemas.microsoft.com/office/word/2010/wordprocessingShape" mc:Ignorable="w14 w15 wp14">
   <w:body>
     <w:p>
       <w:pPr>
@@ -20,35 +20,183 @@
     </w:p>
     <w:p>
       <w:pPr>
-        <w:jc w:val="center"/>
-        <w:rPr>
-          <w:b/>
-          <w:sz w:val="24"/>
-        </w:rPr>
-      </w:pPr>
+        <w:jc w:val="left"/>
+        <w:rPr>
+          <w:sz w:val="20"/>
+          <w:szCs w:val="20"/>
+        </w:rPr>
+      </w:pPr>
+      <w:proofErr w:type="gramStart"/>
+      <w:r>
+        <w:rPr>
+          <w:sz w:val="20"/>
+          <w:szCs w:val="20"/>
+        </w:rPr>
+        <w:t xml:space="preserve">NAME </w:t>
+      </w:r>
+      <w:r>
+        <w:rPr>
+          <w:sz w:val="20"/>
+          <w:szCs w:val="20"/>
+        </w:rPr>
+        <w:t>:</w:t>
+      </w:r>
+      <w:proofErr w:type="gramEnd"/>
+      <w:r>
+        <w:rPr>
+          <w:sz w:val="20"/>
+          <w:szCs w:val="20"/>
+        </w:rPr>
+        <w:t xml:space="preserve"> </w:t>
+      </w:r>
+      <w:r>
+        <w:rPr>
+          <w:sz w:val="20"/>
+          <w:szCs w:val="20"/>
+        </w:rPr>
+        <w:t>………………………</w:t>
+      </w:r>
+      <w:r>
+        <w:rPr>
+          <w:sz w:val="20"/>
+          <w:szCs w:val="20"/>
+        </w:rPr>
+        <w:t>………</w:t>
+      </w:r>
+      <w:r>
+        <w:rPr>
+          <w:sz w:val="20"/>
+          <w:szCs w:val="20"/>
+        </w:rPr>
+        <w:t>………………</w:t>
+      </w:r>
+      <w:r>
+        <w:rPr>
+          <w:sz w:val="20"/>
+          <w:szCs w:val="20"/>
+        </w:rPr>
+        <w:tab/>
+      </w:r>
+      <w:proofErr w:type="gramStart"/>
+      <w:r>
+        <w:rPr>
+          <w:sz w:val="20"/>
+          <w:szCs w:val="20"/>
+        </w:rPr>
+        <w:t xml:space="preserve">POSITION </w:t>
+      </w:r>
+      <w:r>
+        <w:rPr>
+          <w:sz w:val="20"/>
+          <w:szCs w:val="20"/>
+        </w:rPr>
+        <w:t>:</w:t>
+      </w:r>
+      <w:proofErr w:type="gramEnd"/>
+      <w:r>
+        <w:rPr>
+          <w:sz w:val="20"/>
+          <w:szCs w:val="20"/>
+        </w:rPr>
+        <w:t>………………………………………</w:t>
+      </w:r>
+    </w:p>
+    <w:p>
+      <w:pPr>
+        <w:jc w:val="left"/>
+        <w:rPr>
+          <w:sz w:val="20"/>
+          <w:szCs w:val="20"/>
+        </w:rPr>
+      </w:pPr>
+    </w:p>
+    <w:p>
+      <w:pPr>
+        <w:jc w:val="left"/>
+        <w:rPr>
+          <w:sz w:val="20"/>
+          <w:szCs w:val="20"/>
+        </w:rPr>
+      </w:pPr>
+      <w:r>
+        <w:rPr>
+          <w:sz w:val="20"/>
+          <w:szCs w:val="20"/>
+        </w:rPr>
+        <w:t xml:space="preserve">ID </w:t>
+      </w:r>
+      <w:proofErr w:type="gramStart"/>
+      <w:r>
+        <w:rPr>
+          <w:sz w:val="20"/>
+          <w:szCs w:val="20"/>
+        </w:rPr>
+        <w:t xml:space="preserve">NUMBER </w:t>
+      </w:r>
       <w:r>
         <w:rPr>
           <w:rFonts w:hint="eastAsia"/>
-          <w:b/>
-          <w:sz w:val="24"/>
-        </w:rPr>
-        <w:t>员工晋升申请</w:t>
-      </w:r>
-    </w:p>
-    <w:p>
-      <w:pPr>
-        <w:jc w:val="left"/>
-        <w:rPr>
-          <w:sz w:val="20"/>
-          <w:szCs w:val="20"/>
-        </w:rPr>
-      </w:pPr>
-      <w:r>
-        <w:rPr>
-          <w:sz w:val="20"/>
-          <w:szCs w:val="20"/>
-        </w:rPr>
-        <w:t>NAME/</w:t>
+          <w:sz w:val="20"/>
+          <w:szCs w:val="20"/>
+        </w:rPr>
+        <w:t>:</w:t>
+      </w:r>
+      <w:proofErr w:type="gramEnd"/>
+      <w:r>
+        <w:rPr>
+          <w:sz w:val="20"/>
+          <w:szCs w:val="20"/>
+        </w:rPr>
+        <w:t xml:space="preserve"> </w:t>
+      </w:r>
+      <w:r>
+        <w:rPr>
+          <w:sz w:val="20"/>
+          <w:szCs w:val="20"/>
+        </w:rPr>
+        <w:t>……………………</w:t>
+      </w:r>
+      <w:r>
+        <w:rPr>
+          <w:sz w:val="20"/>
+          <w:szCs w:val="20"/>
+        </w:rPr>
+        <w:t>…</w:t>
+      </w:r>
+      <w:r>
+        <w:rPr>
+          <w:sz w:val="20"/>
+          <w:szCs w:val="20"/>
+        </w:rPr>
+        <w:t>………</w:t>
+      </w:r>
+      <w:r>
+        <w:rPr>
+          <w:sz w:val="20"/>
+          <w:szCs w:val="20"/>
+        </w:rPr>
+        <w:t>……</w:t>
+      </w:r>
+      <w:r>
+        <w:rPr>
+          <w:sz w:val="20"/>
+          <w:szCs w:val="20"/>
+        </w:rPr>
+        <w:t xml:space="preserve"> </w:t>
+      </w:r>
+      <w:r>
+        <w:rPr>
+          <w:sz w:val="20"/>
+          <w:szCs w:val="20"/>
+        </w:rPr>
+        <w:tab/>
+      </w:r>
+      <w:r>
+        <w:rPr>
+          <w:sz w:val="20"/>
+          <w:szCs w:val="20"/>
+        </w:rPr>
+        <w:t xml:space="preserve">DEPARTMENT </w:t>
       </w:r>
       <w:r>
         <w:rPr>
@@ -56,7 +204,233 @@
           <w:sz w:val="20"/>
           <w:szCs w:val="20"/>
         </w:rPr>
-        <w:t>姓名</w:t>
+        <w:t>：</w:t>
+      </w:r>
+      <w:r>
+        <w:rPr>
+          <w:sz w:val="20"/>
+          <w:szCs w:val="20"/>
+        </w:rPr>
+        <w:t>……………..……………………</w:t>
+      </w:r>
+      <w:r>
+        <w:rPr>
+          <w:sz w:val="20"/>
+          <w:szCs w:val="20"/>
+        </w:rPr>
+        <w:t>…</w:t>
+      </w:r>
+      <w:r>
+        <w:rPr>
+          <w:sz w:val="20"/>
+          <w:szCs w:val="20"/>
+        </w:rPr>
+        <w:t>….</w:t>
+      </w:r>
+    </w:p>
+    <w:p>
+      <w:pPr>
+        <w:jc w:val="left"/>
+        <w:rPr>
+          <w:sz w:val="20"/>
+          <w:szCs w:val="20"/>
+        </w:rPr>
+      </w:pPr>
+    </w:p>
+    <w:p>
+      <w:pPr>
+        <w:jc w:val="left"/>
+        <w:rPr>
+          <w:sz w:val="20"/>
+          <w:szCs w:val="20"/>
+        </w:rPr>
+      </w:pPr>
+      <w:r>
+        <w:rPr>
+          <w:sz w:val="20"/>
+          <w:szCs w:val="20"/>
+        </w:rPr>
+        <w:t>SUPERVISOR’S NAME/SIGNATURE</w:t>
+      </w:r>
+      <w:r>
+        <w:rPr>
+          <w:sz w:val="20"/>
+          <w:szCs w:val="20"/>
+        </w:rPr>
+        <w:t xml:space="preserve"> </w:t>
+      </w:r>
+      <w:r>
+        <w:rPr>
+          <w:sz w:val="20"/>
+          <w:szCs w:val="20"/>
+        </w:rPr>
+        <w:t>………………………………..</w:t>
+      </w:r>
+      <w:r>
+        <w:rPr>
+          <w:sz w:val="20"/>
+          <w:szCs w:val="20"/>
+        </w:rPr>
+        <w:t>………………</w:t>
+      </w:r>
+      <w:r>
+        <w:rPr>
+          <w:sz w:val="20"/>
+          <w:szCs w:val="20"/>
+        </w:rPr>
+        <w:t>………</w:t>
+      </w:r>
+      <w:r>
+        <w:rPr>
+          <w:sz w:val="20"/>
+          <w:szCs w:val="20"/>
+        </w:rPr>
+        <w:t>…………</w:t>
+      </w:r>
+    </w:p>
+    <w:p>
+      <w:pPr>
+        <w:jc w:val="left"/>
+        <w:rPr>
+          <w:sz w:val="20"/>
+          <w:szCs w:val="20"/>
+        </w:rPr>
+      </w:pPr>
+    </w:p>
+    <w:p>
+      <w:pPr>
+        <w:jc w:val="left"/>
+        <w:rPr>
+          <w:sz w:val="20"/>
+          <w:szCs w:val="20"/>
+        </w:rPr>
+      </w:pPr>
+      <w:r>
+        <w:rPr>
+          <w:rFonts w:hint="eastAsia"/>
+          <w:sz w:val="20"/>
+          <w:szCs w:val="20"/>
+        </w:rPr>
+        <w:t>STEP 1.</w:t>
+      </w:r>
+    </w:p>
+    <w:p>
+      <w:pPr>
+        <w:jc w:val="left"/>
+        <w:rPr>
+          <w:sz w:val="20"/>
+          <w:szCs w:val="20"/>
+        </w:rPr>
+      </w:pPr>
+      <w:r>
+        <w:rPr>
+          <w:rFonts w:hint="eastAsia"/>
+          <w:sz w:val="20"/>
+          <w:szCs w:val="20"/>
+        </w:rPr>
+        <w:t>REASONS FOR REQUEST</w:t>
+      </w:r>
+      <w:r>
+        <w:rPr>
+          <w:rFonts w:hint="eastAsia"/>
+          <w:sz w:val="20"/>
+          <w:szCs w:val="20"/>
+        </w:rPr>
+        <w:t>：</w:t>
+      </w:r>
+      <w:r>
+        <w:rPr>
+          <w:sz w:val="20"/>
+          <w:szCs w:val="20"/>
+        </w:rPr>
+        <w:t>……………………………………………………………………………..............</w:t>
+      </w:r>
+      <w:r>
+        <w:rPr>
+          <w:sz w:val="20"/>
+          <w:szCs w:val="20"/>
+        </w:rPr>
+        <w:t>........</w:t>
+      </w:r>
+    </w:p>
+    <w:p>
+      <w:pPr>
+        <w:jc w:val="left"/>
+        <w:rPr>
+          <w:sz w:val="20"/>
+          <w:szCs w:val="20"/>
+        </w:rPr>
+      </w:pPr>
+    </w:p>
+    <w:p>
+      <w:pPr>
+        <w:jc w:val="left"/>
+        <w:rPr>
+          <w:sz w:val="20"/>
+          <w:szCs w:val="20"/>
+        </w:rPr>
+      </w:pPr>
+      <w:r>
+        <w:rPr>
+          <w:sz w:val="20"/>
+          <w:szCs w:val="20"/>
+        </w:rPr>
+        <w:t>……………………………………………………</w:t>
+      </w:r>
+      <w:r>
+        <w:rPr>
+          <w:sz w:val="20"/>
+          <w:szCs w:val="20"/>
+        </w:rPr>
+        <w:t>…………………………………………………………………………….…</w:t>
+      </w:r>
+      <w:r>
+        <w:rPr>
+          <w:sz w:val="20"/>
+          <w:szCs w:val="20"/>
+        </w:rPr>
+        <w:t>…</w:t>
+      </w:r>
+    </w:p>
+    <w:p>
+      <w:pPr>
+        <w:jc w:val="left"/>
+        <w:rPr>
+          <w:sz w:val="20"/>
+          <w:szCs w:val="20"/>
+        </w:rPr>
+      </w:pPr>
+      <w:r>
+        <w:rPr>
+          <w:rFonts w:hint="eastAsia"/>
+          <w:sz w:val="20"/>
+          <w:szCs w:val="20"/>
+        </w:rPr>
+        <w:t>STEP 2.</w:t>
+      </w:r>
+    </w:p>
+    <w:p>
+      <w:pPr>
+        <w:jc w:val="left"/>
+        <w:rPr>
+          <w:sz w:val="20"/>
+          <w:szCs w:val="20"/>
+        </w:rPr>
+      </w:pPr>
+      <w:r>
+        <w:rPr>
+          <w:sz w:val="20"/>
+          <w:szCs w:val="20"/>
+        </w:rPr>
+        <w:t xml:space="preserve">EMPLOYEE </w:t>
+      </w:r>
+      <w:r>
+        <w:rPr>
+          <w:rFonts w:hint="eastAsia"/>
+          <w:sz w:val="20"/>
+          <w:szCs w:val="20"/>
+        </w:rPr>
+        <w:t>PERFORMANCE APPRASIAL</w:t>
       </w:r>
       <w:r>
         <w:rPr>
@@ -64,450 +438,6 @@
           <w:szCs w:val="20"/>
         </w:rPr>
         <w:t>:</w:t>
-      </w:r>
-      <w:r>
-        <w:rPr>
-          <w:sz w:val="20"/>
-          <w:szCs w:val="20"/>
-        </w:rPr>
-        <w:t xml:space="preserve"> </w:t>
-      </w:r>
-      <w:r>
-        <w:rPr>
-          <w:sz w:val="20"/>
-          <w:szCs w:val="20"/>
-        </w:rPr>
-        <w:t>………………………</w:t>
-      </w:r>
-      <w:r>
-        <w:rPr>
-          <w:sz w:val="20"/>
-          <w:szCs w:val="20"/>
-        </w:rPr>
-        <w:t>………</w:t>
-      </w:r>
-      <w:r>
-        <w:rPr>
-          <w:sz w:val="20"/>
-          <w:szCs w:val="20"/>
-        </w:rPr>
-        <w:t>………………</w:t>
-      </w:r>
-      <w:r>
-        <w:rPr>
-          <w:sz w:val="20"/>
-          <w:szCs w:val="20"/>
-        </w:rPr>
-        <w:tab/>
-        <w:t>POSITION/</w:t>
-      </w:r>
-      <w:r>
-        <w:rPr>
-          <w:rFonts w:hint="eastAsia"/>
-          <w:sz w:val="20"/>
-          <w:szCs w:val="20"/>
-        </w:rPr>
-        <w:t>职位</w:t>
-      </w:r>
-      <w:r>
-        <w:rPr>
-          <w:sz w:val="20"/>
-          <w:szCs w:val="20"/>
-        </w:rPr>
-        <w:t>:</w:t>
-      </w:r>
-      <w:r>
-        <w:rPr>
-          <w:sz w:val="20"/>
-          <w:szCs w:val="20"/>
-        </w:rPr>
-        <w:t>………………………………………</w:t>
-      </w:r>
-    </w:p>
-    <w:p>
-      <w:pPr>
-        <w:jc w:val="left"/>
-        <w:rPr>
-          <w:sz w:val="20"/>
-          <w:szCs w:val="20"/>
-        </w:rPr>
-      </w:pPr>
-    </w:p>
-    <w:p>
-      <w:pPr>
-        <w:jc w:val="left"/>
-        <w:rPr>
-          <w:sz w:val="20"/>
-          <w:szCs w:val="20"/>
-        </w:rPr>
-      </w:pPr>
-      <w:r>
-        <w:rPr>
-          <w:sz w:val="20"/>
-          <w:szCs w:val="20"/>
-        </w:rPr>
-        <w:t>ID NUMBER/</w:t>
-      </w:r>
-      <w:r>
-        <w:rPr>
-          <w:rFonts w:hint="eastAsia"/>
-          <w:sz w:val="20"/>
-          <w:szCs w:val="20"/>
-        </w:rPr>
-        <w:t>工牌号</w:t>
-      </w:r>
-      <w:r>
-        <w:rPr>
-          <w:rFonts w:hint="eastAsia"/>
-          <w:sz w:val="20"/>
-          <w:szCs w:val="20"/>
-        </w:rPr>
-        <w:t>:</w:t>
-      </w:r>
-      <w:r>
-        <w:rPr>
-          <w:sz w:val="20"/>
-          <w:szCs w:val="20"/>
-        </w:rPr>
-        <w:t xml:space="preserve"> </w:t>
-      </w:r>
-      <w:r>
-        <w:rPr>
-          <w:sz w:val="20"/>
-          <w:szCs w:val="20"/>
-        </w:rPr>
-        <w:t>……………………</w:t>
-      </w:r>
-      <w:r>
-        <w:rPr>
-          <w:sz w:val="20"/>
-          <w:szCs w:val="20"/>
-        </w:rPr>
-        <w:t>…</w:t>
-      </w:r>
-      <w:r>
-        <w:rPr>
-          <w:sz w:val="20"/>
-          <w:szCs w:val="20"/>
-        </w:rPr>
-        <w:t>………</w:t>
-      </w:r>
-      <w:r>
-        <w:rPr>
-          <w:sz w:val="20"/>
-          <w:szCs w:val="20"/>
-        </w:rPr>
-        <w:t>……</w:t>
-      </w:r>
-      <w:r>
-        <w:rPr>
-          <w:sz w:val="20"/>
-          <w:szCs w:val="20"/>
-        </w:rPr>
-        <w:t xml:space="preserve"> </w:t>
-      </w:r>
-      <w:r>
-        <w:rPr>
-          <w:sz w:val="20"/>
-          <w:szCs w:val="20"/>
-        </w:rPr>
-        <w:tab/>
-      </w:r>
-      <w:r>
-        <w:rPr>
-          <w:sz w:val="20"/>
-          <w:szCs w:val="20"/>
-        </w:rPr>
-        <w:t>DEPARTMENT/</w:t>
-      </w:r>
-      <w:r>
-        <w:rPr>
-          <w:rFonts w:hint="eastAsia"/>
-          <w:sz w:val="20"/>
-          <w:szCs w:val="20"/>
-        </w:rPr>
-        <w:t>部门：</w:t>
-      </w:r>
-      <w:r>
-        <w:rPr>
-          <w:sz w:val="20"/>
-          <w:szCs w:val="20"/>
-        </w:rPr>
-        <w:t>……………..……………………</w:t>
-      </w:r>
-      <w:r>
-        <w:rPr>
-          <w:sz w:val="20"/>
-          <w:szCs w:val="20"/>
-        </w:rPr>
-        <w:t>…</w:t>
-      </w:r>
-      <w:r>
-        <w:rPr>
-          <w:sz w:val="20"/>
-          <w:szCs w:val="20"/>
-        </w:rPr>
-        <w:t>….</w:t>
-      </w:r>
-    </w:p>
-    <w:p>
-      <w:pPr>
-        <w:jc w:val="left"/>
-        <w:rPr>
-          <w:sz w:val="20"/>
-          <w:szCs w:val="20"/>
-        </w:rPr>
-      </w:pPr>
-    </w:p>
-    <w:p>
-      <w:pPr>
-        <w:jc w:val="left"/>
-        <w:rPr>
-          <w:sz w:val="20"/>
-          <w:szCs w:val="20"/>
-        </w:rPr>
-      </w:pPr>
-      <w:r>
-        <w:rPr>
-          <w:sz w:val="20"/>
-          <w:szCs w:val="20"/>
-        </w:rPr>
-        <w:t>SUPERVISOR’S NAME/SIGNATURE:</w:t>
-      </w:r>
-      <w:r>
-        <w:rPr>
-          <w:sz w:val="20"/>
-          <w:szCs w:val="20"/>
-        </w:rPr>
-        <w:t xml:space="preserve"> (</w:t>
-      </w:r>
-      <w:r>
-        <w:rPr>
-          <w:rFonts w:hint="eastAsia"/>
-          <w:sz w:val="20"/>
-          <w:szCs w:val="20"/>
-        </w:rPr>
-        <w:t>现场主管</w:t>
-      </w:r>
-      <w:r>
-        <w:rPr>
-          <w:rFonts w:hint="eastAsia"/>
-          <w:sz w:val="20"/>
-          <w:szCs w:val="20"/>
-        </w:rPr>
-        <w:t>名字</w:t>
-      </w:r>
-      <w:r>
-        <w:rPr>
-          <w:rFonts w:hint="eastAsia"/>
-          <w:sz w:val="20"/>
-          <w:szCs w:val="20"/>
-        </w:rPr>
-        <w:t>/</w:t>
-      </w:r>
-      <w:r>
-        <w:rPr>
-          <w:rFonts w:hint="eastAsia"/>
-          <w:sz w:val="20"/>
-          <w:szCs w:val="20"/>
-        </w:rPr>
-        <w:t>签名</w:t>
-      </w:r>
-      <w:r>
-        <w:rPr>
-          <w:rFonts w:hint="eastAsia"/>
-          <w:sz w:val="20"/>
-          <w:szCs w:val="20"/>
-        </w:rPr>
-        <w:t>)</w:t>
-      </w:r>
-      <w:r>
-        <w:rPr>
-          <w:sz w:val="20"/>
-          <w:szCs w:val="20"/>
-        </w:rPr>
-        <w:t>………………………………..</w:t>
-      </w:r>
-      <w:r>
-        <w:rPr>
-          <w:sz w:val="20"/>
-          <w:szCs w:val="20"/>
-        </w:rPr>
-        <w:t>………………</w:t>
-      </w:r>
-      <w:r>
-        <w:rPr>
-          <w:sz w:val="20"/>
-          <w:szCs w:val="20"/>
-        </w:rPr>
-        <w:t>………</w:t>
-      </w:r>
-      <w:r>
-        <w:rPr>
-          <w:sz w:val="20"/>
-          <w:szCs w:val="20"/>
-        </w:rPr>
-        <w:t>…………</w:t>
-      </w:r>
-    </w:p>
-    <w:p>
-      <w:pPr>
-        <w:jc w:val="left"/>
-        <w:rPr>
-          <w:sz w:val="20"/>
-          <w:szCs w:val="20"/>
-        </w:rPr>
-      </w:pPr>
-    </w:p>
-    <w:p>
-      <w:pPr>
-        <w:jc w:val="left"/>
-        <w:rPr>
-          <w:sz w:val="20"/>
-          <w:szCs w:val="20"/>
-        </w:rPr>
-      </w:pPr>
-      <w:r>
-        <w:rPr>
-          <w:rFonts w:hint="eastAsia"/>
-          <w:sz w:val="20"/>
-          <w:szCs w:val="20"/>
-        </w:rPr>
-        <w:t>STEP 1.</w:t>
-      </w:r>
-    </w:p>
-    <w:p>
-      <w:pPr>
-        <w:jc w:val="left"/>
-        <w:rPr>
-          <w:sz w:val="20"/>
-          <w:szCs w:val="20"/>
-        </w:rPr>
-      </w:pPr>
-      <w:r>
-        <w:rPr>
-          <w:rFonts w:hint="eastAsia"/>
-          <w:sz w:val="20"/>
-          <w:szCs w:val="20"/>
-        </w:rPr>
-        <w:t>REASONS FOR REQUEST</w:t>
-      </w:r>
-      <w:r>
-        <w:rPr>
-          <w:rFonts w:hint="eastAsia"/>
-          <w:sz w:val="20"/>
-          <w:szCs w:val="20"/>
-        </w:rPr>
-        <w:t>申请理由：</w:t>
-      </w:r>
-      <w:r>
-        <w:rPr>
-          <w:sz w:val="20"/>
-          <w:szCs w:val="20"/>
-        </w:rPr>
-        <w:t>……………………………………………………………………………..............</w:t>
-      </w:r>
-      <w:r>
-        <w:rPr>
-          <w:sz w:val="20"/>
-          <w:szCs w:val="20"/>
-        </w:rPr>
-        <w:t>........</w:t>
-      </w:r>
-    </w:p>
-    <w:p>
-      <w:pPr>
-        <w:jc w:val="left"/>
-        <w:rPr>
-          <w:sz w:val="20"/>
-          <w:szCs w:val="20"/>
-        </w:rPr>
-      </w:pPr>
-    </w:p>
-    <w:p>
-      <w:pPr>
-        <w:jc w:val="left"/>
-        <w:rPr>
-          <w:sz w:val="20"/>
-          <w:szCs w:val="20"/>
-        </w:rPr>
-      </w:pPr>
-      <w:r>
-        <w:rPr>
-          <w:sz w:val="20"/>
-          <w:szCs w:val="20"/>
-        </w:rPr>
-        <w:t>……………………………………………………</w:t>
-      </w:r>
-      <w:r>
-        <w:rPr>
-          <w:sz w:val="20"/>
-          <w:szCs w:val="20"/>
-        </w:rPr>
-        <w:t>…………………………………………………………………………….…</w:t>
-      </w:r>
-      <w:r>
-        <w:rPr>
-          <w:sz w:val="20"/>
-          <w:szCs w:val="20"/>
-        </w:rPr>
-        <w:t>…</w:t>
-      </w:r>
-    </w:p>
-    <w:p>
-      <w:pPr>
-        <w:jc w:val="left"/>
-        <w:rPr>
-          <w:sz w:val="20"/>
-          <w:szCs w:val="20"/>
-        </w:rPr>
-      </w:pPr>
-      <w:r>
-        <w:rPr>
-          <w:rFonts w:hint="eastAsia"/>
-          <w:sz w:val="20"/>
-          <w:szCs w:val="20"/>
-        </w:rPr>
-        <w:t>STEP 2.</w:t>
-      </w:r>
-    </w:p>
-    <w:p>
-      <w:pPr>
-        <w:jc w:val="left"/>
-        <w:rPr>
-          <w:sz w:val="20"/>
-          <w:szCs w:val="20"/>
-        </w:rPr>
-      </w:pPr>
-      <w:r>
-        <w:rPr>
-          <w:sz w:val="20"/>
-          <w:szCs w:val="20"/>
-        </w:rPr>
-        <w:t xml:space="preserve">EMPLOYEE </w:t>
-      </w:r>
-      <w:r>
-        <w:rPr>
-          <w:rFonts w:hint="eastAsia"/>
-          <w:sz w:val="20"/>
-          <w:szCs w:val="20"/>
-        </w:rPr>
-        <w:t>PERFORMANCE APPRASIAL</w:t>
-      </w:r>
-      <w:r>
-        <w:rPr>
-          <w:sz w:val="20"/>
-          <w:szCs w:val="20"/>
-        </w:rPr>
-        <w:t>:</w:t>
-      </w:r>
-      <w:r>
-        <w:rPr>
-          <w:rFonts w:hint="eastAsia"/>
-          <w:sz w:val="20"/>
-          <w:szCs w:val="20"/>
-        </w:rPr>
-        <w:t>员工考核</w:t>
       </w:r>
     </w:p>
     <w:tbl>
@@ -546,14 +476,6 @@
               </w:rPr>
               <w:t>ATTITUDE TOWARDS WORK</w:t>
             </w:r>
-            <w:r>
-              <w:rPr>
-                <w:rFonts w:hint="eastAsia"/>
-                <w:sz w:val="20"/>
-                <w:szCs w:val="20"/>
-              </w:rPr>
-              <w:t>工作态度</w:t>
-            </w:r>
           </w:p>
         </w:tc>
         <w:tc>
@@ -793,22 +715,6 @@
               </w:rPr>
               <w:t xml:space="preserve"> </w:t>
             </w:r>
-            <w:r>
-              <w:rPr>
-                <w:rFonts w:hint="eastAsia"/>
-                <w:sz w:val="20"/>
-                <w:szCs w:val="20"/>
-              </w:rPr>
-              <w:t>出勤率</w:t>
-            </w:r>
-            <w:r>
-              <w:rPr>
-                <w:rFonts w:hint="eastAsia"/>
-                <w:sz w:val="20"/>
-                <w:szCs w:val="20"/>
-              </w:rPr>
-              <w:t>和按时上班</w:t>
-            </w:r>
           </w:p>
         </w:tc>
         <w:tc>
@@ -1018,14 +924,6 @@
               </w:rPr>
               <w:t>COMPETENCE</w:t>
             </w:r>
-            <w:r>
-              <w:rPr>
-                <w:rFonts w:hint="eastAsia"/>
-                <w:sz w:val="20"/>
-                <w:szCs w:val="20"/>
-              </w:rPr>
-              <w:t>工作能力</w:t>
-            </w:r>
           </w:p>
         </w:tc>
         <w:tc>
@@ -1235,14 +1133,6 @@
               </w:rPr>
               <w:t>SUBMISSION</w:t>
             </w:r>
-            <w:r>
-              <w:rPr>
-                <w:rFonts w:hint="eastAsia"/>
-                <w:sz w:val="20"/>
-                <w:szCs w:val="20"/>
-              </w:rPr>
-              <w:t>服从命令</w:t>
-            </w:r>
           </w:p>
         </w:tc>
         <w:tc>
@@ -1452,14 +1342,6 @@
               </w:rPr>
               <w:t xml:space="preserve">WORK INTENSITY </w:t>
             </w:r>
-            <w:r>
-              <w:rPr>
-                <w:rFonts w:hint="eastAsia"/>
-                <w:sz w:val="20"/>
-                <w:szCs w:val="20"/>
-              </w:rPr>
-              <w:t>工作强度和难度</w:t>
-            </w:r>
           </w:p>
         </w:tc>
         <w:tc>
@@ -1672,7 +1554,15 @@
           <w:sz w:val="20"/>
           <w:szCs w:val="20"/>
         </w:rPr>
-        <w:t>TOTAL MARKS</w:t>
+        <w:t xml:space="preserve">TOTAL </w:t>
+      </w:r>
+      <w:proofErr w:type="gramStart"/>
+      <w:r>
+        <w:rPr>
+          <w:sz w:val="20"/>
+          <w:szCs w:val="20"/>
+        </w:rPr>
+        <w:t>MARKS</w:t>
       </w:r>
       <w:r>
         <w:rPr>
@@ -1680,20 +1570,6 @@
           <w:sz w:val="20"/>
           <w:szCs w:val="20"/>
         </w:rPr>
-        <w:t>总分</w:t>
-      </w:r>
-      <w:r>
-        <w:rPr>
-          <w:sz w:val="20"/>
-          <w:szCs w:val="20"/>
-        </w:rPr>
-        <w:t>:…………………………</w:t>
-      </w:r>
-      <w:r>
-        <w:rPr>
-          <w:sz w:val="20"/>
-          <w:szCs w:val="20"/>
-        </w:rPr>
         <w:t xml:space="preserve"> </w:t>
       </w:r>
       <w:r>
@@ -1701,11 +1577,50 @@
           <w:sz w:val="20"/>
           <w:szCs w:val="20"/>
         </w:rPr>
+        <w:t>:</w:t>
+      </w:r>
+      <w:proofErr w:type="gramEnd"/>
+      <w:r>
+        <w:rPr>
+          <w:sz w:val="20"/>
+          <w:szCs w:val="20"/>
+        </w:rPr>
+        <w:t>…………………………</w:t>
+      </w:r>
+      <w:r>
+        <w:rPr>
+          <w:sz w:val="20"/>
+          <w:szCs w:val="20"/>
+        </w:rPr>
+        <w:t xml:space="preserve"> </w:t>
+      </w:r>
+      <w:r>
+        <w:rPr>
+          <w:sz w:val="20"/>
+          <w:szCs w:val="20"/>
+        </w:rPr>
         <w:tab/>
-        <w:t>QUALIFIED FOR PROMOTION?</w:t>
-      </w:r>
-      <w:r>
-        <w:rPr>
+        <w:t>QUALIFIED FOR PROMOTION</w:t>
+      </w:r>
+      <w:proofErr w:type="gramStart"/>
+      <w:r>
+        <w:rPr>
+          <w:sz w:val="20"/>
+          <w:szCs w:val="20"/>
+        </w:rPr>
+        <w:t>?:</w:t>
+      </w:r>
+      <w:proofErr w:type="gramEnd"/>
+      <w:r>
+        <w:rPr>
+          <w:sz w:val="20"/>
+          <w:szCs w:val="20"/>
+        </w:rPr>
+        <w:t xml:space="preserve"> YES</w:t>
+      </w:r>
+      <w:r>
+        <w:rPr>
+          <w:rFonts w:ascii="SimSun" w:hAnsi="SimSun" w:hint="eastAsia"/>
           <w:sz w:val="20"/>
           <w:szCs w:val="20"/>
         </w:rPr>
@@ -1713,38 +1628,162 @@
       </w:r>
       <w:r>
         <w:rPr>
+          <w:rFonts w:ascii="SimSun" w:hAnsi="SimSun" w:hint="eastAsia"/>
+          <w:sz w:val="20"/>
+          <w:szCs w:val="20"/>
+        </w:rPr>
+        <w:t xml:space="preserve">□ </w:t>
+      </w:r>
+      <w:r>
+        <w:rPr>
+          <w:rFonts w:ascii="SimSun" w:hAnsi="SimSun"/>
+          <w:sz w:val="20"/>
+          <w:szCs w:val="20"/>
+        </w:rPr>
+        <w:t xml:space="preserve"> </w:t>
+      </w:r>
+      <w:r>
+        <w:rPr>
+          <w:rFonts w:hint="cs"/>
+          <w:sz w:val="20"/>
+          <w:szCs w:val="20"/>
+        </w:rPr>
+        <w:t>NO</w:t>
+      </w:r>
+      <w:r>
+        <w:rPr>
           <w:rFonts w:hint="eastAsia"/>
           <w:sz w:val="20"/>
           <w:szCs w:val="20"/>
         </w:rPr>
-        <w:t>是否符合申请</w:t>
-      </w:r>
-      <w:r>
-        <w:rPr>
-          <w:sz w:val="20"/>
-          <w:szCs w:val="20"/>
-        </w:rPr>
-        <w:t>: YES</w:t>
-      </w:r>
+        <w:t xml:space="preserve"> </w:t>
+      </w:r>
+      <w:r>
+        <w:rPr>
+          <w:rFonts w:ascii="SimSun" w:hAnsi="SimSun" w:hint="eastAsia"/>
+          <w:sz w:val="20"/>
+          <w:szCs w:val="20"/>
+        </w:rPr>
+        <w:t>□</w:t>
+      </w:r>
+    </w:p>
+    <w:p>
+      <w:pPr>
+        <w:jc w:val="left"/>
+        <w:rPr>
+          <w:sz w:val="20"/>
+          <w:szCs w:val="20"/>
+        </w:rPr>
+      </w:pPr>
+    </w:p>
+    <w:p>
+      <w:pPr>
+        <w:jc w:val="left"/>
+        <w:rPr>
+          <w:sz w:val="20"/>
+          <w:szCs w:val="20"/>
+        </w:rPr>
+      </w:pPr>
       <w:r>
         <w:rPr>
           <w:rFonts w:hint="eastAsia"/>
           <w:sz w:val="20"/>
           <w:szCs w:val="20"/>
         </w:rPr>
-        <w:t>是</w:t>
-      </w:r>
-      <w:r>
-        <w:rPr>
-          <w:rFonts w:ascii="SimSun" w:hAnsi="SimSun" w:hint="eastAsia"/>
-          <w:sz w:val="20"/>
-          <w:szCs w:val="20"/>
-        </w:rPr>
-        <w:t xml:space="preserve">□ </w:t>
-      </w:r>
-      <w:r>
-        <w:rPr>
-          <w:rFonts w:ascii="SimSun" w:hAnsi="SimSun"/>
+        <w:t>RECOMMENDATION</w:t>
+      </w:r>
+      <w:proofErr w:type="gramStart"/>
+      <w:r>
+        <w:rPr>
+          <w:rFonts w:hint="eastAsia"/>
+          <w:sz w:val="20"/>
+          <w:szCs w:val="20"/>
+        </w:rPr>
+        <w:t>:</w:t>
+      </w:r>
+      <w:r>
+        <w:rPr>
+          <w:sz w:val="20"/>
+          <w:szCs w:val="20"/>
+        </w:rPr>
+        <w:t>……………</w:t>
+      </w:r>
+      <w:r>
+        <w:rPr>
+          <w:sz w:val="20"/>
+          <w:szCs w:val="20"/>
+        </w:rPr>
+        <w:t>………………………………………………………………………………………….</w:t>
+      </w:r>
+      <w:proofErr w:type="gramEnd"/>
+    </w:p>
+    <w:p>
+      <w:pPr>
+        <w:jc w:val="left"/>
+        <w:rPr>
+          <w:sz w:val="20"/>
+          <w:szCs w:val="20"/>
+        </w:rPr>
+      </w:pPr>
+    </w:p>
+    <w:p>
+      <w:pPr>
+        <w:jc w:val="left"/>
+        <w:rPr>
+          <w:sz w:val="20"/>
+          <w:szCs w:val="20"/>
+        </w:rPr>
+      </w:pPr>
+      <w:r>
+        <w:rPr>
+          <w:sz w:val="20"/>
+          <w:szCs w:val="20"/>
+        </w:rPr>
+        <w:t>………………………………………………………………………………………………………………………………</w:t>
+      </w:r>
+      <w:r>
+        <w:rPr>
+          <w:sz w:val="20"/>
+          <w:szCs w:val="20"/>
+        </w:rPr>
+        <w:t>……….</w:t>
+      </w:r>
+    </w:p>
+    <w:p>
+      <w:pPr>
+        <w:jc w:val="left"/>
+        <w:rPr>
+          <w:sz w:val="20"/>
+          <w:szCs w:val="20"/>
+        </w:rPr>
+      </w:pPr>
+    </w:p>
+    <w:p>
+      <w:pPr>
+        <w:jc w:val="left"/>
+        <w:rPr>
+          <w:sz w:val="20"/>
+          <w:szCs w:val="20"/>
+        </w:rPr>
+      </w:pPr>
+      <w:r>
+        <w:rPr>
+          <w:sz w:val="20"/>
+          <w:szCs w:val="20"/>
+        </w:rPr>
+        <w:t xml:space="preserve">PROMOTION </w:t>
+      </w:r>
+      <w:proofErr w:type="gramStart"/>
+      <w:r>
+        <w:rPr>
+          <w:sz w:val="20"/>
+          <w:szCs w:val="20"/>
+        </w:rPr>
+        <w:t>FROM</w:t>
+      </w:r>
+      <w:r>
+        <w:rPr>
+          <w:rFonts w:hint="eastAsia"/>
           <w:sz w:val="20"/>
           <w:szCs w:val="20"/>
         </w:rPr>
@@ -1752,155 +1791,18 @@
       </w:r>
       <w:r>
         <w:rPr>
-          <w:rFonts w:hint="cs"/>
-          <w:sz w:val="20"/>
-          <w:szCs w:val="20"/>
-        </w:rPr>
-        <w:t>NO</w:t>
-      </w:r>
-      <w:r>
-        <w:rPr>
-          <w:rFonts w:hint="eastAsia"/>
-          <w:sz w:val="20"/>
-          <w:szCs w:val="20"/>
-        </w:rPr>
-        <w:t>否</w:t>
-      </w:r>
-      <w:r>
-        <w:rPr>
-          <w:rFonts w:ascii="SimSun" w:hAnsi="SimSun" w:hint="eastAsia"/>
-          <w:sz w:val="20"/>
-          <w:szCs w:val="20"/>
-        </w:rPr>
-        <w:t>□</w:t>
-      </w:r>
-    </w:p>
-    <w:p>
-      <w:pPr>
-        <w:jc w:val="left"/>
-        <w:rPr>
-          <w:sz w:val="20"/>
-          <w:szCs w:val="20"/>
-        </w:rPr>
-      </w:pPr>
-    </w:p>
-    <w:p>
-      <w:pPr>
-        <w:jc w:val="left"/>
-        <w:rPr>
-          <w:sz w:val="20"/>
-          <w:szCs w:val="20"/>
-        </w:rPr>
-      </w:pPr>
-      <w:r>
-        <w:rPr>
-          <w:rFonts w:hint="eastAsia"/>
-          <w:sz w:val="20"/>
-          <w:szCs w:val="20"/>
-        </w:rPr>
-        <w:t>RECOMMENDATION</w:t>
-      </w:r>
-      <w:r>
-        <w:rPr>
-          <w:rFonts w:hint="eastAsia"/>
-          <w:sz w:val="20"/>
-          <w:szCs w:val="20"/>
-        </w:rPr>
-        <w:t>意见</w:t>
-      </w:r>
-      <w:r>
-        <w:rPr>
-          <w:rFonts w:hint="eastAsia"/>
           <w:sz w:val="20"/>
           <w:szCs w:val="20"/>
         </w:rPr>
         <w:t>:</w:t>
       </w:r>
-      <w:r>
-        <w:rPr>
-          <w:sz w:val="20"/>
-          <w:szCs w:val="20"/>
-        </w:rPr>
-        <w:t>……………</w:t>
-      </w:r>
-      <w:r>
-        <w:rPr>
-          <w:sz w:val="20"/>
-          <w:szCs w:val="20"/>
-        </w:rPr>
-        <w:t>………………………………………………………………………………………….</w:t>
-      </w:r>
-    </w:p>
-    <w:p>
-      <w:pPr>
-        <w:jc w:val="left"/>
-        <w:rPr>
-          <w:sz w:val="20"/>
-          <w:szCs w:val="20"/>
-        </w:rPr>
-      </w:pPr>
-    </w:p>
-    <w:p>
-      <w:pPr>
-        <w:jc w:val="left"/>
-        <w:rPr>
-          <w:sz w:val="20"/>
-          <w:szCs w:val="20"/>
-        </w:rPr>
-      </w:pPr>
-      <w:r>
-        <w:rPr>
-          <w:sz w:val="20"/>
-          <w:szCs w:val="20"/>
-        </w:rPr>
-        <w:t>………………………………………………………………………………………………………………………………</w:t>
-      </w:r>
-      <w:r>
-        <w:rPr>
-          <w:sz w:val="20"/>
-          <w:szCs w:val="20"/>
-        </w:rPr>
-        <w:t>……….</w:t>
-      </w:r>
-    </w:p>
-    <w:p>
-      <w:pPr>
-        <w:jc w:val="left"/>
-        <w:rPr>
-          <w:sz w:val="20"/>
-          <w:szCs w:val="20"/>
-        </w:rPr>
-      </w:pPr>
-    </w:p>
-    <w:p>
-      <w:pPr>
-        <w:jc w:val="left"/>
-        <w:rPr>
-          <w:sz w:val="20"/>
-          <w:szCs w:val="20"/>
-        </w:rPr>
-      </w:pPr>
-      <w:r>
-        <w:rPr>
-          <w:sz w:val="20"/>
-          <w:szCs w:val="20"/>
-        </w:rPr>
-        <w:t>PROMOTION FROM</w:t>
-      </w:r>
-      <w:r>
-        <w:rPr>
-          <w:rFonts w:hint="eastAsia"/>
-          <w:sz w:val="20"/>
-          <w:szCs w:val="20"/>
-        </w:rPr>
-        <w:t>职位晋升</w:t>
-      </w:r>
-      <w:r>
-        <w:rPr>
-          <w:sz w:val="20"/>
-          <w:szCs w:val="20"/>
-        </w:rPr>
-        <w:t>:………………</w:t>
+      <w:proofErr w:type="gramEnd"/>
+      <w:r>
+        <w:rPr>
+          <w:sz w:val="20"/>
+          <w:szCs w:val="20"/>
+        </w:rPr>
+        <w:t>………………</w:t>
       </w:r>
       <w:r>
         <w:rPr>
@@ -1923,7 +1825,7 @@
           <w:sz w:val="20"/>
           <w:szCs w:val="20"/>
         </w:rPr>
-        <w:t>至</w:t>
+        <w:t xml:space="preserve"> </w:t>
       </w:r>
       <w:r>
         <w:rPr>
@@ -1955,7 +1857,15 @@
           <w:sz w:val="20"/>
           <w:szCs w:val="20"/>
         </w:rPr>
-        <w:t>SALARY INCREASE FROM</w:t>
+        <w:t xml:space="preserve">SALARY INCREASE </w:t>
+      </w:r>
+      <w:proofErr w:type="gramStart"/>
+      <w:r>
+        <w:rPr>
+          <w:sz w:val="20"/>
+          <w:szCs w:val="20"/>
+        </w:rPr>
+        <w:t>FROM</w:t>
       </w:r>
       <w:r>
         <w:rPr>
@@ -1963,14 +1873,22 @@
           <w:sz w:val="20"/>
           <w:szCs w:val="20"/>
         </w:rPr>
-        <w:t>工资提升</w:t>
-      </w:r>
-      <w:r>
-        <w:rPr>
-          <w:sz w:val="20"/>
-          <w:szCs w:val="20"/>
-        </w:rPr>
-        <w:t>:…………</w:t>
+        <w:t xml:space="preserve"> </w:t>
+      </w:r>
+      <w:r>
+        <w:rPr>
+          <w:sz w:val="20"/>
+          <w:szCs w:val="20"/>
+        </w:rPr>
+        <w:t>:</w:t>
+      </w:r>
+      <w:proofErr w:type="gramEnd"/>
+      <w:r>
+        <w:rPr>
+          <w:sz w:val="20"/>
+          <w:szCs w:val="20"/>
+        </w:rPr>
+        <w:t>…………</w:t>
       </w:r>
       <w:r>
         <w:rPr>
@@ -1993,7 +1911,7 @@
           <w:sz w:val="20"/>
           <w:szCs w:val="20"/>
         </w:rPr>
-        <w:t>至</w:t>
+        <w:t xml:space="preserve"> </w:t>
       </w:r>
       <w:r>
         <w:rPr>
@@ -2053,18 +1971,57 @@
       </w:r>
       <w:r>
         <w:rPr>
+          <w:sz w:val="20"/>
+          <w:szCs w:val="20"/>
+        </w:rPr>
+        <w:t>: …………………………………………………………………………………</w:t>
+      </w:r>
+      <w:r>
+        <w:rPr>
+          <w:sz w:val="20"/>
+          <w:szCs w:val="20"/>
+        </w:rPr>
+        <w:t>………………</w:t>
+      </w:r>
+      <w:r>
+        <w:rPr>
+          <w:sz w:val="20"/>
+          <w:szCs w:val="20"/>
+        </w:rPr>
+        <w:t>……..</w:t>
+      </w:r>
+    </w:p>
+    <w:p>
+      <w:pPr>
+        <w:jc w:val="left"/>
+        <w:rPr>
+          <w:sz w:val="20"/>
+          <w:szCs w:val="20"/>
+        </w:rPr>
+      </w:pPr>
+    </w:p>
+    <w:p>
+      <w:pPr>
+        <w:jc w:val="left"/>
+        <w:rPr>
+          <w:sz w:val="20"/>
+          <w:szCs w:val="20"/>
+        </w:rPr>
+      </w:pPr>
+      <w:r>
+        <w:rPr>
           <w:rFonts w:hint="eastAsia"/>
           <w:sz w:val="20"/>
           <w:szCs w:val="20"/>
         </w:rPr>
-        <w:t>资格证书</w:t>
-      </w:r>
-      <w:r>
-        <w:rPr>
-          <w:sz w:val="20"/>
-          <w:szCs w:val="20"/>
-        </w:rPr>
-        <w:t>: …………………………………………………………………………………</w:t>
+        <w:t>WORK EXPERIENCE</w:t>
+      </w:r>
+      <w:r>
+        <w:rPr>
+          <w:sz w:val="20"/>
+          <w:szCs w:val="20"/>
+        </w:rPr>
+        <w:t>: ……………………………………………………………………………</w:t>
       </w:r>
       <w:r>
         <w:rPr>
@@ -2104,7 +2061,7 @@
           <w:sz w:val="20"/>
           <w:szCs w:val="20"/>
         </w:rPr>
-        <w:t>WORK EXPERIENCE</w:t>
+        <w:t>DURATION OF WORK</w:t>
       </w:r>
       <w:r>
         <w:rPr>
@@ -2112,21 +2069,123 @@
           <w:sz w:val="20"/>
           <w:szCs w:val="20"/>
         </w:rPr>
-        <w:t>工作经验</w:t>
-      </w:r>
-      <w:r>
-        <w:rPr>
-          <w:sz w:val="20"/>
-          <w:szCs w:val="20"/>
-        </w:rPr>
-        <w:t>: ……………………………………………………………………………</w:t>
-      </w:r>
-      <w:r>
-        <w:rPr>
-          <w:sz w:val="20"/>
-          <w:szCs w:val="20"/>
-        </w:rPr>
-        <w:t>………………</w:t>
+        <w:t>:</w:t>
+      </w:r>
+      <w:r>
+        <w:rPr>
+          <w:sz w:val="20"/>
+          <w:szCs w:val="20"/>
+        </w:rPr>
+        <w:t xml:space="preserve"> </w:t>
+      </w:r>
+      <w:r>
+        <w:rPr>
+          <w:sz w:val="20"/>
+          <w:szCs w:val="20"/>
+        </w:rPr>
+        <w:t>……………………………………………………………………………</w:t>
+      </w:r>
+      <w:r>
+        <w:rPr>
+          <w:sz w:val="20"/>
+          <w:szCs w:val="20"/>
+        </w:rPr>
+        <w:t>……………………</w:t>
+      </w:r>
+      <w:r>
+        <w:rPr>
+          <w:sz w:val="20"/>
+          <w:szCs w:val="20"/>
+        </w:rPr>
+        <w:t>.</w:t>
+      </w:r>
+    </w:p>
+    <w:p>
+      <w:pPr>
+        <w:jc w:val="left"/>
+        <w:rPr>
+          <w:sz w:val="20"/>
+          <w:szCs w:val="20"/>
+        </w:rPr>
+      </w:pPr>
+    </w:p>
+    <w:p>
+      <w:pPr>
+        <w:jc w:val="left"/>
+        <w:rPr>
+          <w:sz w:val="20"/>
+          <w:szCs w:val="20"/>
+        </w:rPr>
+      </w:pPr>
+      <w:r>
+        <w:rPr>
+          <w:rFonts w:hint="eastAsia"/>
+          <w:sz w:val="20"/>
+          <w:szCs w:val="20"/>
+        </w:rPr>
+        <w:t>ACHIEVEMENTS ON T</w:t>
+      </w:r>
+      <w:r>
+        <w:rPr>
+          <w:sz w:val="20"/>
+          <w:szCs w:val="20"/>
+        </w:rPr>
+        <w:t>HE JOB</w:t>
+      </w:r>
+      <w:r>
+        <w:rPr>
+          <w:rFonts w:hint="eastAsia"/>
+          <w:sz w:val="20"/>
+          <w:szCs w:val="20"/>
+        </w:rPr>
+        <w:t xml:space="preserve"> </w:t>
+      </w:r>
+      <w:r>
+        <w:rPr>
+          <w:rFonts w:hint="eastAsia"/>
+          <w:sz w:val="20"/>
+          <w:szCs w:val="20"/>
+        </w:rPr>
+        <w:t>：</w:t>
+      </w:r>
+      <w:r>
+        <w:rPr>
+          <w:sz w:val="20"/>
+          <w:szCs w:val="20"/>
+        </w:rPr>
+        <w:t>……………………………………………………………………</w:t>
+      </w:r>
+      <w:r>
+        <w:rPr>
+          <w:sz w:val="20"/>
+          <w:szCs w:val="20"/>
+        </w:rPr>
+        <w:t>……...</w:t>
+      </w:r>
+    </w:p>
+    <w:p>
+      <w:pPr>
+        <w:jc w:val="left"/>
+        <w:rPr>
+          <w:sz w:val="20"/>
+          <w:szCs w:val="20"/>
+        </w:rPr>
+      </w:pPr>
+    </w:p>
+    <w:p>
+      <w:pPr>
+        <w:jc w:val="left"/>
+        <w:rPr>
+          <w:sz w:val="20"/>
+          <w:szCs w:val="20"/>
+        </w:rPr>
+      </w:pPr>
+      <w:r>
+        <w:rPr>
+          <w:sz w:val="20"/>
+          <w:szCs w:val="20"/>
+        </w:rPr>
+        <w:t>…………………………………………………………………………………………………………………………………</w:t>
       </w:r>
       <w:r>
         <w:rPr>
@@ -2153,115 +2212,6 @@
           <w:szCs w:val="20"/>
         </w:rPr>
       </w:pPr>
-      <w:r>
-        <w:rPr>
-          <w:rFonts w:hint="eastAsia"/>
-          <w:sz w:val="20"/>
-          <w:szCs w:val="20"/>
-        </w:rPr>
-        <w:t>DURATION OF WORK</w:t>
-      </w:r>
-      <w:r>
-        <w:rPr>
-          <w:rFonts w:hint="eastAsia"/>
-          <w:sz w:val="20"/>
-          <w:szCs w:val="20"/>
-        </w:rPr>
-        <w:t>工作期限</w:t>
-      </w:r>
-      <w:r>
-        <w:rPr>
-          <w:rFonts w:hint="eastAsia"/>
-          <w:sz w:val="20"/>
-          <w:szCs w:val="20"/>
-        </w:rPr>
-        <w:t>:</w:t>
-      </w:r>
-      <w:r>
-        <w:rPr>
-          <w:sz w:val="20"/>
-          <w:szCs w:val="20"/>
-        </w:rPr>
-        <w:t>……………………………………………………………………………</w:t>
-      </w:r>
-      <w:r>
-        <w:rPr>
-          <w:sz w:val="20"/>
-          <w:szCs w:val="20"/>
-        </w:rPr>
-        <w:t>……………………</w:t>
-      </w:r>
-      <w:r>
-        <w:rPr>
-          <w:sz w:val="20"/>
-          <w:szCs w:val="20"/>
-        </w:rPr>
-        <w:t>.</w:t>
-      </w:r>
-    </w:p>
-    <w:p>
-      <w:pPr>
-        <w:jc w:val="left"/>
-        <w:rPr>
-          <w:sz w:val="20"/>
-          <w:szCs w:val="20"/>
-        </w:rPr>
-      </w:pPr>
-    </w:p>
-    <w:p>
-      <w:pPr>
-        <w:jc w:val="left"/>
-        <w:rPr>
-          <w:sz w:val="20"/>
-          <w:szCs w:val="20"/>
-        </w:rPr>
-      </w:pPr>
-      <w:r>
-        <w:rPr>
-          <w:rFonts w:hint="eastAsia"/>
-          <w:sz w:val="20"/>
-          <w:szCs w:val="20"/>
-        </w:rPr>
-        <w:t>ACHIEVEMENTS ON T</w:t>
-      </w:r>
-      <w:r>
-        <w:rPr>
-          <w:sz w:val="20"/>
-          <w:szCs w:val="20"/>
-        </w:rPr>
-        <w:t>HE JOB</w:t>
-      </w:r>
-      <w:r>
-        <w:rPr>
-          <w:rFonts w:hint="eastAsia"/>
-          <w:sz w:val="20"/>
-          <w:szCs w:val="20"/>
-        </w:rPr>
-        <w:t>工作上取得的成绩：</w:t>
-      </w:r>
-      <w:r>
-        <w:rPr>
-          <w:sz w:val="20"/>
-          <w:szCs w:val="20"/>
-        </w:rPr>
-        <w:t>……………………………………………………………………</w:t>
-      </w:r>
-      <w:r>
-        <w:rPr>
-          <w:sz w:val="20"/>
-          <w:szCs w:val="20"/>
-        </w:rPr>
-        <w:t>……...</w:t>
-      </w:r>
-    </w:p>
-    <w:p>
-      <w:pPr>
-        <w:jc w:val="left"/>
-        <w:rPr>
-          <w:sz w:val="20"/>
-          <w:szCs w:val="20"/>
-        </w:rPr>
-      </w:pPr>
     </w:p>
     <w:p>
       <w:pPr>
@@ -2277,47 +2227,6 @@
           <w:szCs w:val="20"/>
         </w:rPr>
         <w:lastRenderedPageBreak/>
-        <w:t>…………………………………………………………………………………………………………………………………</w:t>
-      </w:r>
-      <w:r>
-        <w:rPr>
-          <w:sz w:val="20"/>
-          <w:szCs w:val="20"/>
-        </w:rPr>
-        <w:t>……..</w:t>
-      </w:r>
-    </w:p>
-    <w:p>
-      <w:pPr>
-        <w:jc w:val="left"/>
-        <w:rPr>
-          <w:sz w:val="20"/>
-          <w:szCs w:val="20"/>
-        </w:rPr>
-      </w:pPr>
-    </w:p>
-    <w:p>
-      <w:pPr>
-        <w:jc w:val="left"/>
-        <w:rPr>
-          <w:sz w:val="20"/>
-          <w:szCs w:val="20"/>
-        </w:rPr>
-      </w:pPr>
-    </w:p>
-    <w:p>
-      <w:pPr>
-        <w:jc w:val="left"/>
-        <w:rPr>
-          <w:sz w:val="20"/>
-          <w:szCs w:val="20"/>
-        </w:rPr>
-      </w:pPr>
-      <w:r>
-        <w:rPr>
-          <w:sz w:val="20"/>
-          <w:szCs w:val="20"/>
-        </w:rPr>
         <w:t>……………………</w:t>
       </w:r>
       <w:r>
@@ -2496,124 +2405,11 @@
         </w:rPr>
         <w:t xml:space="preserve">  </w:t>
       </w:r>
-      <w:r>
-        <w:rPr>
-          <w:rFonts w:hint="eastAsia"/>
-          <w:sz w:val="20"/>
-          <w:szCs w:val="20"/>
-        </w:rPr>
-        <w:t>部门主管</w:t>
-      </w:r>
-      <w:r>
-        <w:rPr>
-          <w:sz w:val="20"/>
-          <w:szCs w:val="20"/>
-        </w:rPr>
-        <w:t xml:space="preserve">             </w:t>
-      </w:r>
-      <w:r>
-        <w:rPr>
-          <w:rFonts w:hint="eastAsia"/>
-          <w:sz w:val="20"/>
-          <w:szCs w:val="20"/>
-        </w:rPr>
-        <w:t>分管领导</w:t>
-      </w:r>
-      <w:r>
-        <w:rPr>
-          <w:sz w:val="20"/>
-          <w:szCs w:val="20"/>
-        </w:rPr>
-        <w:t xml:space="preserve">          </w:t>
-      </w:r>
-      <w:r>
-        <w:rPr>
-          <w:sz w:val="20"/>
-          <w:szCs w:val="20"/>
-        </w:rPr>
-        <w:t xml:space="preserve">  </w:t>
-      </w:r>
-      <w:r>
-        <w:rPr>
-          <w:rFonts w:hint="eastAsia"/>
-          <w:sz w:val="20"/>
-          <w:szCs w:val="20"/>
-        </w:rPr>
-        <w:t>人力资源部</w:t>
-      </w:r>
-      <w:r>
-        <w:rPr>
-          <w:sz w:val="20"/>
-          <w:szCs w:val="20"/>
-        </w:rPr>
-        <w:t xml:space="preserve">       </w:t>
-      </w:r>
-      <w:r>
-        <w:rPr>
-          <w:sz w:val="20"/>
-          <w:szCs w:val="20"/>
-        </w:rPr>
-        <w:t xml:space="preserve">  </w:t>
-      </w:r>
-      <w:r>
-        <w:rPr>
-          <w:rFonts w:hint="eastAsia"/>
-          <w:sz w:val="20"/>
-          <w:szCs w:val="20"/>
-        </w:rPr>
-        <w:t>人力资源部经理</w:t>
-      </w:r>
-      <w:r>
-        <w:rPr>
-          <w:sz w:val="20"/>
-          <w:szCs w:val="20"/>
-        </w:rPr>
-        <w:t xml:space="preserve">        </w:t>
-      </w:r>
-      <w:r>
-        <w:rPr>
-          <w:sz w:val="20"/>
-          <w:szCs w:val="20"/>
-        </w:rPr>
-        <w:t xml:space="preserve">  </w:t>
-      </w:r>
-      <w:r>
-        <w:rPr>
-          <w:sz w:val="20"/>
-          <w:szCs w:val="20"/>
-        </w:rPr>
-        <w:t xml:space="preserve"> </w:t>
-      </w:r>
-      <w:r>
-        <w:rPr>
-          <w:sz w:val="20"/>
-          <w:szCs w:val="20"/>
-        </w:rPr>
-        <w:t xml:space="preserve">   </w:t>
-      </w:r>
-      <w:r>
-        <w:rPr>
-          <w:rFonts w:hint="eastAsia"/>
-          <w:sz w:val="20"/>
-          <w:szCs w:val="20"/>
-        </w:rPr>
-        <w:t>项目经理</w:t>
-      </w:r>
-      <w:r>
-        <w:rPr>
-          <w:sz w:val="20"/>
-          <w:szCs w:val="20"/>
-        </w:rPr>
-        <w:t xml:space="preserve">                              </w:t>
-      </w:r>
+      <w:bookmarkStart w:id="1" w:name="_GoBack"/>
+      <w:bookmarkEnd w:id="1"/>
     </w:p>
     <w:sectPr>
-      <w:headerReference w:type="even" r:id="rId7"/>
-      <w:headerReference w:type="default" r:id="rId8"/>
-      <w:footerReference w:type="even" r:id="rId9"/>
-      <w:footerReference w:type="default" r:id="rId10"/>
-      <w:headerReference w:type="first" r:id="rId11"/>
-      <w:footerReference w:type="first" r:id="rId12"/>
+      <w:headerReference w:type="default" r:id="rId7"/>
       <w:pgSz w:w="11906" w:h="16838"/>
       <w:pgMar w:top="1440" w:right="849" w:bottom="630" w:left="709" w:header="851" w:footer="992" w:gutter="0"/>
       <w:cols w:space="425"/>
@@ -2624,7 +2420,7 @@
 </file>
 
 <file path=word/endnotes.xml><?xml version="1.0" encoding="utf-8"?>
-<w:endnotes xmlns:wpc="http://schemas.microsoft.com/office/word/2010/wordprocessingCanvas" xmlns:cx="http://schemas.microsoft.com/office/drawing/2014/chartex" xmlns:cx1="http://schemas.microsoft.com/office/drawing/2015/9/8/chartex" xmlns:cx2="http://schemas.microsoft.com/office/drawing/2015/10/21/chartex" xmlns:cx3="http://schemas.microsoft.com/office/drawing/2016/5/9/chartex" xmlns:cx4="http://schemas.microsoft.com/office/drawing/2016/5/10/chartex" xmlns:cx5="http://schemas.microsoft.com/office/drawing/2016/5/11/chartex" xmlns:cx6="http://schemas.microsoft.com/office/drawing/2016/5/12/chartex" xmlns:cx7="http://schemas.microsoft.com/office/drawing/2016/5/13/chartex" xmlns:cx8="http://schemas.microsoft.com/office/drawing/2016/5/14/chartex" xmlns:mc="http://schemas.openxmlformats.org/markup-compatibility/2006" xmlns:aink="http://schemas.microsoft.com/office/drawing/2016/ink" xmlns:am3d="http://schemas.microsoft.com/office/drawing/2017/model3d" xmlns:o="urn:schemas-microsoft-com:office:office" xmlns:r="http://schemas.openxmlformats.org/officeDocument/2006/relationships" xmlns:m="http://schemas.openxmlformats.org/officeDocument/2006/math" xmlns:v="urn:schemas-microsoft-com:vml" xmlns:wp14="http://schemas.microsoft.com/office/word/2010/wordprocessingDrawing" xmlns:wp="http://schemas.openxmlformats.org/drawingml/2006/wordprocessingDrawing" xmlns:w10="urn:schemas-microsoft-com:office:word" xmlns:w="http://schemas.openxmlformats.org/wordprocessingml/2006/main" xmlns:w14="http://schemas.microsoft.com/office/word/2010/wordml" xmlns:w15="http://schemas.microsoft.com/office/word/2012/wordml" xmlns:w16cid="http://schemas.microsoft.com/office/word/2016/wordml/cid" xmlns:w16se="http://schemas.microsoft.com/office/word/2015/wordml/symex" xmlns:wpg="http://schemas.microsoft.com/office/word/2010/wordprocessingGroup" xmlns:wpi="http://schemas.microsoft.com/office/word/2010/wordprocessingInk" xmlns:wne="http://schemas.microsoft.com/office/word/2006/wordml" xmlns:wps="http://schemas.microsoft.com/office/word/2010/wordprocessingShape" mc:Ignorable="w14 w15 w16se w16cid wp14">
+<w:endnotes xmlns:wpc="http://schemas.microsoft.com/office/word/2010/wordprocessingCanvas" xmlns:mc="http://schemas.openxmlformats.org/markup-compatibility/2006" xmlns:o="urn:schemas-microsoft-com:office:office" xmlns:r="http://schemas.openxmlformats.org/officeDocument/2006/relationships" xmlns:m="http://schemas.openxmlformats.org/officeDocument/2006/math" xmlns:v="urn:schemas-microsoft-com:vml" xmlns:wp14="http://schemas.microsoft.com/office/word/2010/wordprocessingDrawing" xmlns:wp="http://schemas.openxmlformats.org/drawingml/2006/wordprocessingDrawing" xmlns:w10="urn:schemas-microsoft-com:office:word" xmlns:w="http://schemas.openxmlformats.org/wordprocessingml/2006/main" xmlns:w14="http://schemas.microsoft.com/office/word/2010/wordml" xmlns:w15="http://schemas.microsoft.com/office/word/2012/wordml" xmlns:wpg="http://schemas.microsoft.com/office/word/2010/wordprocessingGroup" xmlns:wpi="http://schemas.microsoft.com/office/word/2010/wordprocessingInk" xmlns:wne="http://schemas.microsoft.com/office/word/2006/wordml" xmlns:wps="http://schemas.microsoft.com/office/word/2010/wordprocessingShape" mc:Ignorable="w14 w15 wp14">
   <w:endnote w:type="separator" w:id="-1">
     <w:p>
       <w:r>
@@ -2642,38 +2438,8 @@
 </w:endnotes>
 </file>
 
-<file path=word/footer1.xml><?xml version="1.0" encoding="utf-8"?>
-<w:ftr xmlns:wpc="http://schemas.microsoft.com/office/word/2010/wordprocessingCanvas" xmlns:cx="http://schemas.microsoft.com/office/drawing/2014/chartex" xmlns:cx1="http://schemas.microsoft.com/office/drawing/2015/9/8/chartex" xmlns:cx2="http://schemas.microsoft.com/office/drawing/2015/10/21/chartex" xmlns:cx3="http://schemas.microsoft.com/office/drawing/2016/5/9/chartex" xmlns:cx4="http://schemas.microsoft.com/office/drawing/2016/5/10/chartex" xmlns:cx5="http://schemas.microsoft.com/office/drawing/2016/5/11/chartex" xmlns:cx6="http://schemas.microsoft.com/office/drawing/2016/5/12/chartex" xmlns:cx7="http://schemas.microsoft.com/office/drawing/2016/5/13/chartex" xmlns:cx8="http://schemas.microsoft.com/office/drawing/2016/5/14/chartex" xmlns:mc="http://schemas.openxmlformats.org/markup-compatibility/2006" xmlns:aink="http://schemas.microsoft.com/office/drawing/2016/ink" xmlns:am3d="http://schemas.microsoft.com/office/drawing/2017/model3d" xmlns:o="urn:schemas-microsoft-com:office:office" xmlns:r="http://schemas.openxmlformats.org/officeDocument/2006/relationships" xmlns:m="http://schemas.openxmlformats.org/officeDocument/2006/math" xmlns:v="urn:schemas-microsoft-com:vml" xmlns:wp14="http://schemas.microsoft.com/office/word/2010/wordprocessingDrawing" xmlns:wp="http://schemas.openxmlformats.org/drawingml/2006/wordprocessingDrawing" xmlns:w10="urn:schemas-microsoft-com:office:word" xmlns:w="http://schemas.openxmlformats.org/wordprocessingml/2006/main" xmlns:w14="http://schemas.microsoft.com/office/word/2010/wordml" xmlns:w15="http://schemas.microsoft.com/office/word/2012/wordml" xmlns:w16cid="http://schemas.microsoft.com/office/word/2016/wordml/cid" xmlns:w16se="http://schemas.microsoft.com/office/word/2015/wordml/symex" xmlns:wpg="http://schemas.microsoft.com/office/word/2010/wordprocessingGroup" xmlns:wpi="http://schemas.microsoft.com/office/word/2010/wordprocessingInk" xmlns:wne="http://schemas.microsoft.com/office/word/2006/wordml" xmlns:wps="http://schemas.microsoft.com/office/word/2010/wordprocessingShape" mc:Ignorable="w14 w15 w16se w16cid wp14">
-  <w:p>
-    <w:pPr>
-      <w:pStyle w:val="Footer"/>
-    </w:pPr>
-  </w:p>
-</w:ftr>
-</file>
-
-<file path=word/footer2.xml><?xml version="1.0" encoding="utf-8"?>
-<w:ftr xmlns:wpc="http://schemas.microsoft.com/office/word/2010/wordprocessingCanvas" xmlns:cx="http://schemas.microsoft.com/office/drawing/2014/chartex" xmlns:cx1="http://schemas.microsoft.com/office/drawing/2015/9/8/chartex" xmlns:cx2="http://schemas.microsoft.com/office/drawing/2015/10/21/chartex" xmlns:cx3="http://schemas.microsoft.com/office/drawing/2016/5/9/chartex" xmlns:cx4="http://schemas.microsoft.com/office/drawing/2016/5/10/chartex" xmlns:cx5="http://schemas.microsoft.com/office/drawing/2016/5/11/chartex" xmlns:cx6="http://schemas.microsoft.com/office/drawing/2016/5/12/chartex" xmlns:cx7="http://schemas.microsoft.com/office/drawing/2016/5/13/chartex" xmlns:cx8="http://schemas.microsoft.com/office/drawing/2016/5/14/chartex" xmlns:mc="http://schemas.openxmlformats.org/markup-compatibility/2006" xmlns:aink="http://schemas.microsoft.com/office/drawing/2016/ink" xmlns:am3d="http://schemas.microsoft.com/office/drawing/2017/model3d" xmlns:o="urn:schemas-microsoft-com:office:office" xmlns:r="http://schemas.openxmlformats.org/officeDocument/2006/relationships" xmlns:m="http://schemas.openxmlformats.org/officeDocument/2006/math" xmlns:v="urn:schemas-microsoft-com:vml" xmlns:wp14="http://schemas.microsoft.com/office/word/2010/wordprocessingDrawing" xmlns:wp="http://schemas.openxmlformats.org/drawingml/2006/wordprocessingDrawing" xmlns:w10="urn:schemas-microsoft-com:office:word" xmlns:w="http://schemas.openxmlformats.org/wordprocessingml/2006/main" xmlns:w14="http://schemas.microsoft.com/office/word/2010/wordml" xmlns:w15="http://schemas.microsoft.com/office/word/2012/wordml" xmlns:w16cid="http://schemas.microsoft.com/office/word/2016/wordml/cid" xmlns:w16se="http://schemas.microsoft.com/office/word/2015/wordml/symex" xmlns:wpg="http://schemas.microsoft.com/office/word/2010/wordprocessingGroup" xmlns:wpi="http://schemas.microsoft.com/office/word/2010/wordprocessingInk" xmlns:wne="http://schemas.microsoft.com/office/word/2006/wordml" xmlns:wps="http://schemas.microsoft.com/office/word/2010/wordprocessingShape" mc:Ignorable="w14 w15 w16se w16cid wp14">
-  <w:p>
-    <w:pPr>
-      <w:pStyle w:val="Footer"/>
-    </w:pPr>
-  </w:p>
-</w:ftr>
-</file>
-
-<file path=word/footer3.xml><?xml version="1.0" encoding="utf-8"?>
-<w:ftr xmlns:wpc="http://schemas.microsoft.com/office/word/2010/wordprocessingCanvas" xmlns:cx="http://schemas.microsoft.com/office/drawing/2014/chartex" xmlns:cx1="http://schemas.microsoft.com/office/drawing/2015/9/8/chartex" xmlns:cx2="http://schemas.microsoft.com/office/drawing/2015/10/21/chartex" xmlns:cx3="http://schemas.microsoft.com/office/drawing/2016/5/9/chartex" xmlns:cx4="http://schemas.microsoft.com/office/drawing/2016/5/10/chartex" xmlns:cx5="http://schemas.microsoft.com/office/drawing/2016/5/11/chartex" xmlns:cx6="http://schemas.microsoft.com/office/drawing/2016/5/12/chartex" xmlns:cx7="http://schemas.microsoft.com/office/drawing/2016/5/13/chartex" xmlns:cx8="http://schemas.microsoft.com/office/drawing/2016/5/14/chartex" xmlns:mc="http://schemas.openxmlformats.org/markup-compatibility/2006" xmlns:aink="http://schemas.microsoft.com/office/drawing/2016/ink" xmlns:am3d="http://schemas.microsoft.com/office/drawing/2017/model3d" xmlns:o="urn:schemas-microsoft-com:office:office" xmlns:r="http://schemas.openxmlformats.org/officeDocument/2006/relationships" xmlns:m="http://schemas.openxmlformats.org/officeDocument/2006/math" xmlns:v="urn:schemas-microsoft-com:vml" xmlns:wp14="http://schemas.microsoft.com/office/word/2010/wordprocessingDrawing" xmlns:wp="http://schemas.openxmlformats.org/drawingml/2006/wordprocessingDrawing" xmlns:w10="urn:schemas-microsoft-com:office:word" xmlns:w="http://schemas.openxmlformats.org/wordprocessingml/2006/main" xmlns:w14="http://schemas.microsoft.com/office/word/2010/wordml" xmlns:w15="http://schemas.microsoft.com/office/word/2012/wordml" xmlns:w16cid="http://schemas.microsoft.com/office/word/2016/wordml/cid" xmlns:w16se="http://schemas.microsoft.com/office/word/2015/wordml/symex" xmlns:wpg="http://schemas.microsoft.com/office/word/2010/wordprocessingGroup" xmlns:wpi="http://schemas.microsoft.com/office/word/2010/wordprocessingInk" xmlns:wne="http://schemas.microsoft.com/office/word/2006/wordml" xmlns:wps="http://schemas.microsoft.com/office/word/2010/wordprocessingShape" mc:Ignorable="w14 w15 w16se w16cid wp14">
-  <w:p>
-    <w:pPr>
-      <w:pStyle w:val="Footer"/>
-    </w:pPr>
-  </w:p>
-</w:ftr>
-</file>
-
 <file path=word/footnotes.xml><?xml version="1.0" encoding="utf-8"?>
-<w:footnotes xmlns:wpc="http://schemas.microsoft.com/office/word/2010/wordprocessingCanvas" xmlns:cx="http://schemas.microsoft.com/office/drawing/2014/chartex" xmlns:cx1="http://schemas.microsoft.com/office/drawing/2015/9/8/chartex" xmlns:cx2="http://schemas.microsoft.com/office/drawing/2015/10/21/chartex" xmlns:cx3="http://schemas.microsoft.com/office/drawing/2016/5/9/chartex" xmlns:cx4="http://schemas.microsoft.com/office/drawing/2016/5/10/chartex" xmlns:cx5="http://schemas.microsoft.com/office/drawing/2016/5/11/chartex" xmlns:cx6="http://schemas.microsoft.com/office/drawing/2016/5/12/chartex" xmlns:cx7="http://schemas.microsoft.com/office/drawing/2016/5/13/chartex" xmlns:cx8="http://schemas.microsoft.com/office/drawing/2016/5/14/chartex" xmlns:mc="http://schemas.openxmlformats.org/markup-compatibility/2006" xmlns:aink="http://schemas.microsoft.com/office/drawing/2016/ink" xmlns:am3d="http://schemas.microsoft.com/office/drawing/2017/model3d" xmlns:o="urn:schemas-microsoft-com:office:office" xmlns:r="http://schemas.openxmlformats.org/officeDocument/2006/relationships" xmlns:m="http://schemas.openxmlformats.org/officeDocument/2006/math" xmlns:v="urn:schemas-microsoft-com:vml" xmlns:wp14="http://schemas.microsoft.com/office/word/2010/wordprocessingDrawing" xmlns:wp="http://schemas.openxmlformats.org/drawingml/2006/wordprocessingDrawing" xmlns:w10="urn:schemas-microsoft-com:office:word" xmlns:w="http://schemas.openxmlformats.org/wordprocessingml/2006/main" xmlns:w14="http://schemas.microsoft.com/office/word/2010/wordml" xmlns:w15="http://schemas.microsoft.com/office/word/2012/wordml" xmlns:w16cid="http://schemas.microsoft.com/office/word/2016/wordml/cid" xmlns:w16se="http://schemas.microsoft.com/office/word/2015/wordml/symex" xmlns:wpg="http://schemas.microsoft.com/office/word/2010/wordprocessingGroup" xmlns:wpi="http://schemas.microsoft.com/office/word/2010/wordprocessingInk" xmlns:wne="http://schemas.microsoft.com/office/word/2006/wordml" xmlns:wps="http://schemas.microsoft.com/office/word/2010/wordprocessingShape" mc:Ignorable="w14 w15 w16se w16cid wp14">
+<w:footnotes xmlns:wpc="http://schemas.microsoft.com/office/word/2010/wordprocessingCanvas" xmlns:mc="http://schemas.openxmlformats.org/markup-compatibility/2006" xmlns:o="urn:schemas-microsoft-com:office:office" xmlns:r="http://schemas.openxmlformats.org/officeDocument/2006/relationships" xmlns:m="http://schemas.openxmlformats.org/officeDocument/2006/math" xmlns:v="urn:schemas-microsoft-com:vml" xmlns:wp14="http://schemas.microsoft.com/office/word/2010/wordprocessingDrawing" xmlns:wp="http://schemas.openxmlformats.org/drawingml/2006/wordprocessingDrawing" xmlns:w10="urn:schemas-microsoft-com:office:word" xmlns:w="http://schemas.openxmlformats.org/wordprocessingml/2006/main" xmlns:w14="http://schemas.microsoft.com/office/word/2010/wordml" xmlns:w15="http://schemas.microsoft.com/office/word/2012/wordml" xmlns:wpg="http://schemas.microsoft.com/office/word/2010/wordprocessingGroup" xmlns:wpi="http://schemas.microsoft.com/office/word/2010/wordprocessingInk" xmlns:wne="http://schemas.microsoft.com/office/word/2006/wordml" xmlns:wps="http://schemas.microsoft.com/office/word/2010/wordprocessingShape" mc:Ignorable="w14 w15 wp14">
   <w:footnote w:type="separator" w:id="-1">
     <w:p>
       <w:r>
@@ -2692,17 +2458,7 @@
 </file>
 
 <file path=word/header1.xml><?xml version="1.0" encoding="utf-8"?>
-<w:hdr xmlns:wpc="http://schemas.microsoft.com/office/word/2010/wordprocessingCanvas" xmlns:cx="http://schemas.microsoft.com/office/drawing/2014/chartex" xmlns:cx1="http://schemas.microsoft.com/office/drawing/2015/9/8/chartex" xmlns:cx2="http://schemas.microsoft.com/office/drawing/2015/10/21/chartex" xmlns:cx3="http://schemas.microsoft.com/office/drawing/2016/5/9/chartex" xmlns:cx4="http://schemas.microsoft.com/office/drawing/2016/5/10/chartex" xmlns:cx5="http://schemas.microsoft.com/office/drawing/2016/5/11/chartex" xmlns:cx6="http://schemas.microsoft.com/office/drawing/2016/5/12/chartex" xmlns:cx7="http://schemas.microsoft.com/office/drawing/2016/5/13/chartex" xmlns:cx8="http://schemas.microsoft.com/office/drawing/2016/5/14/chartex" xmlns:mc="http://schemas.openxmlformats.org/markup-compatibility/2006" xmlns:aink="http://schemas.microsoft.com/office/drawing/2016/ink" xmlns:am3d="http://schemas.microsoft.com/office/drawing/2017/model3d" xmlns:o="urn:schemas-microsoft-com:office:office" xmlns:r="http://schemas.openxmlformats.org/officeDocument/2006/relationships" xmlns:m="http://schemas.openxmlformats.org/officeDocument/2006/math" xmlns:v="urn:schemas-microsoft-com:vml" xmlns:wp14="http://schemas.microsoft.com/office/word/2010/wordprocessingDrawing" xmlns:wp="http://schemas.openxmlformats.org/drawingml/2006/wordprocessingDrawing" xmlns:w10="urn:schemas-microsoft-com:office:word" xmlns:w="http://schemas.openxmlformats.org/wordprocessingml/2006/main" xmlns:w14="http://schemas.microsoft.com/office/word/2010/wordml" xmlns:w15="http://schemas.microsoft.com/office/word/2012/wordml" xmlns:w16cid="http://schemas.microsoft.com/office/word/2016/wordml/cid" xmlns:w16se="http://schemas.microsoft.com/office/word/2015/wordml/symex" xmlns:wpg="http://schemas.microsoft.com/office/word/2010/wordprocessingGroup" xmlns:wpi="http://schemas.microsoft.com/office/word/2010/wordprocessingInk" xmlns:wne="http://schemas.microsoft.com/office/word/2006/wordml" xmlns:wps="http://schemas.microsoft.com/office/word/2010/wordprocessingShape" mc:Ignorable="w14 w15 w16se w16cid wp14">
-  <w:p>
-    <w:pPr>
-      <w:pStyle w:val="Header"/>
-    </w:pPr>
-  </w:p>
-</w:hdr>
-</file>
-
-<file path=word/header2.xml><?xml version="1.0" encoding="utf-8"?>
-<w:hdr xmlns:wpc="http://schemas.microsoft.com/office/word/2010/wordprocessingCanvas" xmlns:cx="http://schemas.microsoft.com/office/drawing/2014/chartex" xmlns:cx1="http://schemas.microsoft.com/office/drawing/2015/9/8/chartex" xmlns:cx2="http://schemas.microsoft.com/office/drawing/2015/10/21/chartex" xmlns:cx3="http://schemas.microsoft.com/office/drawing/2016/5/9/chartex" xmlns:cx4="http://schemas.microsoft.com/office/drawing/2016/5/10/chartex" xmlns:cx5="http://schemas.microsoft.com/office/drawing/2016/5/11/chartex" xmlns:cx6="http://schemas.microsoft.com/office/drawing/2016/5/12/chartex" xmlns:cx7="http://schemas.microsoft.com/office/drawing/2016/5/13/chartex" xmlns:cx8="http://schemas.microsoft.com/office/drawing/2016/5/14/chartex" xmlns:mc="http://schemas.openxmlformats.org/markup-compatibility/2006" xmlns:aink="http://schemas.microsoft.com/office/drawing/2016/ink" xmlns:am3d="http://schemas.microsoft.com/office/drawing/2017/model3d" xmlns:o="urn:schemas-microsoft-com:office:office" xmlns:r="http://schemas.openxmlformats.org/officeDocument/2006/relationships" xmlns:m="http://schemas.openxmlformats.org/officeDocument/2006/math" xmlns:v="urn:schemas-microsoft-com:vml" xmlns:wp14="http://schemas.microsoft.com/office/word/2010/wordprocessingDrawing" xmlns:wp="http://schemas.openxmlformats.org/drawingml/2006/wordprocessingDrawing" xmlns:w10="urn:schemas-microsoft-com:office:word" xmlns:w="http://schemas.openxmlformats.org/wordprocessingml/2006/main" xmlns:w14="http://schemas.microsoft.com/office/word/2010/wordml" xmlns:w15="http://schemas.microsoft.com/office/word/2012/wordml" xmlns:w16cid="http://schemas.microsoft.com/office/word/2016/wordml/cid" xmlns:w16se="http://schemas.microsoft.com/office/word/2015/wordml/symex" xmlns:wpg="http://schemas.microsoft.com/office/word/2010/wordprocessingGroup" xmlns:wpi="http://schemas.microsoft.com/office/word/2010/wordprocessingInk" xmlns:wne="http://schemas.microsoft.com/office/word/2006/wordml" xmlns:wps="http://schemas.microsoft.com/office/word/2010/wordprocessingShape" mc:Ignorable="w14 w15 w16se w16cid wp14">
+<w:hdr xmlns:wpc="http://schemas.microsoft.com/office/word/2010/wordprocessingCanvas" xmlns:mc="http://schemas.openxmlformats.org/markup-compatibility/2006" xmlns:o="urn:schemas-microsoft-com:office:office" xmlns:r="http://schemas.openxmlformats.org/officeDocument/2006/relationships" xmlns:m="http://schemas.openxmlformats.org/officeDocument/2006/math" xmlns:v="urn:schemas-microsoft-com:vml" xmlns:wp14="http://schemas.microsoft.com/office/word/2010/wordprocessingDrawing" xmlns:wp="http://schemas.openxmlformats.org/drawingml/2006/wordprocessingDrawing" xmlns:w10="urn:schemas-microsoft-com:office:word" xmlns:w="http://schemas.openxmlformats.org/wordprocessingml/2006/main" xmlns:w14="http://schemas.microsoft.com/office/word/2010/wordml" xmlns:w15="http://schemas.microsoft.com/office/word/2012/wordml" xmlns:wpg="http://schemas.microsoft.com/office/word/2010/wordprocessingGroup" xmlns:wpi="http://schemas.microsoft.com/office/word/2010/wordprocessingInk" xmlns:wne="http://schemas.microsoft.com/office/word/2006/wordml" xmlns:wps="http://schemas.microsoft.com/office/word/2010/wordprocessingShape" mc:Ignorable="w14 w15 wp14">
   <w:p>
     <w:pPr>
       <w:pStyle w:val="Header"/>
@@ -2747,45 +2503,6 @@
     <w:r>
       <w:t xml:space="preserve">                                           </w:t>
     </w:r>
-    <w:bookmarkStart w:id="1" w:name="_GoBack"/>
-    <w:bookmarkEnd w:id="1"/>
-    <w:r>
-      <w:drawing>
-        <wp:inline distT="0" distB="0" distL="0" distR="0" wp14:anchorId="0A2FDA20" wp14:editId="68CFBF2F">
-          <wp:extent cx="1485900" cy="628650"/>
-          <wp:effectExtent l="0" t="0" r="0" b="0"/>
-          <wp:docPr id="2" name="Picture 2"/>
-          <wp:cNvGraphicFramePr>
-            <a:graphicFrameLocks xmlns:a="http://schemas.openxmlformats.org/drawingml/2006/main" noChangeAspect="1"/>
-          </wp:cNvGraphicFramePr>
-          <a:graphic xmlns:a="http://schemas.openxmlformats.org/drawingml/2006/main">
-            <a:graphicData uri="http://schemas.openxmlformats.org/drawingml/2006/picture">
-              <pic:pic xmlns:pic="http://schemas.openxmlformats.org/drawingml/2006/picture">
-                <pic:nvPicPr>
-                  <pic:cNvPr id="1" name=""/>
-                  <pic:cNvPicPr/>
-                </pic:nvPicPr>
-                <pic:blipFill>
-                  <a:blip r:embed="rId1"/>
-                  <a:stretch>
-                    <a:fillRect/>
-                  </a:stretch>
-                </pic:blipFill>
-                <pic:spPr>
-                  <a:xfrm>
-                    <a:off x="0" y="0"/>
-                    <a:ext cx="1485900" cy="628650"/>
-                  </a:xfrm>
-                  <a:prstGeom prst="rect">
-                    <a:avLst/>
-                  </a:prstGeom>
-                </pic:spPr>
-              </pic:pic>
-            </a:graphicData>
-          </a:graphic>
-        </wp:inline>
-      </w:drawing>
-    </w:r>
   </w:p>
   <w:p>
     <w:pPr>
@@ -2798,6 +2515,60 @@
         <w:sz w:val="28"/>
       </w:rPr>
     </w:pPr>
+    <w:r>
+      <w:rPr>
+        <w:b/>
+        <w:noProof/>
+        <w:color w:val="002060"/>
+        <w:sz w:val="28"/>
+        <w:lang w:eastAsia="en-US"/>
+      </w:rPr>
+      <w:drawing>
+        <wp:inline distT="0" distB="0" distL="0" distR="0" wp14:anchorId="05D9B6FD" wp14:editId="116016FE">
+          <wp:extent cx="904875" cy="723900"/>
+          <wp:effectExtent l="0" t="0" r="9525" b="0"/>
+          <wp:docPr id="1" name="Picture 1"/>
+          <wp:cNvGraphicFramePr>
+            <a:graphicFrameLocks xmlns:a="http://schemas.openxmlformats.org/drawingml/2006/main" noChangeAspect="1"/>
+          </wp:cNvGraphicFramePr>
+          <a:graphic xmlns:a="http://schemas.openxmlformats.org/drawingml/2006/main">
+            <a:graphicData uri="http://schemas.openxmlformats.org/drawingml/2006/picture">
+              <pic:pic xmlns:pic="http://schemas.openxmlformats.org/drawingml/2006/picture">
+                <pic:nvPicPr>
+                  <pic:cNvPr id="0" name="Picture 1"/>
+                  <pic:cNvPicPr>
+                    <a:picLocks noChangeAspect="1" noChangeArrowheads="1"/>
+                  </pic:cNvPicPr>
+                </pic:nvPicPr>
+                <pic:blipFill>
+                  <a:blip r:embed="rId1">
+                    <a:extLst>
+                      <a:ext uri="{28A0092B-C50C-407E-A947-70E740481C1C}">
+                        <a14:useLocalDpi xmlns:a14="http://schemas.microsoft.com/office/drawing/2010/main" val="0"/>
+                      </a:ext>
+                    </a:extLst>
+                  </a:blip>
+                  <a:srcRect/>
+                  <a:stretch>
+                    <a:fillRect/>
+                  </a:stretch>
+                </pic:blipFill>
+                <pic:spPr bwMode="auto">
+                  <a:xfrm>
+                    <a:off x="0" y="0"/>
+                    <a:ext cx="904875" cy="723900"/>
+                  </a:xfrm>
+                  <a:prstGeom prst="rect">
+                    <a:avLst/>
+                  </a:prstGeom>
+                  <a:noFill/>
+                </pic:spPr>
+              </pic:pic>
+            </a:graphicData>
+          </a:graphic>
+        </wp:inline>
+      </w:drawing>
+    </w:r>
   </w:p>
   <w:p>
     <w:pPr>
@@ -2833,18 +2604,8 @@
 </w:hdr>
 </file>
 
-<file path=word/header3.xml><?xml version="1.0" encoding="utf-8"?>
-<w:hdr xmlns:wpc="http://schemas.microsoft.com/office/word/2010/wordprocessingCanvas" xmlns:cx="http://schemas.microsoft.com/office/drawing/2014/chartex" xmlns:cx1="http://schemas.microsoft.com/office/drawing/2015/9/8/chartex" xmlns:cx2="http://schemas.microsoft.com/office/drawing/2015/10/21/chartex" xmlns:cx3="http://schemas.microsoft.com/office/drawing/2016/5/9/chartex" xmlns:cx4="http://schemas.microsoft.com/office/drawing/2016/5/10/chartex" xmlns:cx5="http://schemas.microsoft.com/office/drawing/2016/5/11/chartex" xmlns:cx6="http://schemas.microsoft.com/office/drawing/2016/5/12/chartex" xmlns:cx7="http://schemas.microsoft.com/office/drawing/2016/5/13/chartex" xmlns:cx8="http://schemas.microsoft.com/office/drawing/2016/5/14/chartex" xmlns:mc="http://schemas.openxmlformats.org/markup-compatibility/2006" xmlns:aink="http://schemas.microsoft.com/office/drawing/2016/ink" xmlns:am3d="http://schemas.microsoft.com/office/drawing/2017/model3d" xmlns:o="urn:schemas-microsoft-com:office:office" xmlns:r="http://schemas.openxmlformats.org/officeDocument/2006/relationships" xmlns:m="http://schemas.openxmlformats.org/officeDocument/2006/math" xmlns:v="urn:schemas-microsoft-com:vml" xmlns:wp14="http://schemas.microsoft.com/office/word/2010/wordprocessingDrawing" xmlns:wp="http://schemas.openxmlformats.org/drawingml/2006/wordprocessingDrawing" xmlns:w10="urn:schemas-microsoft-com:office:word" xmlns:w="http://schemas.openxmlformats.org/wordprocessingml/2006/main" xmlns:w14="http://schemas.microsoft.com/office/word/2010/wordml" xmlns:w15="http://schemas.microsoft.com/office/word/2012/wordml" xmlns:w16cid="http://schemas.microsoft.com/office/word/2016/wordml/cid" xmlns:w16se="http://schemas.microsoft.com/office/word/2015/wordml/symex" xmlns:wpg="http://schemas.microsoft.com/office/word/2010/wordprocessingGroup" xmlns:wpi="http://schemas.microsoft.com/office/word/2010/wordprocessingInk" xmlns:wne="http://schemas.microsoft.com/office/word/2006/wordml" xmlns:wps="http://schemas.microsoft.com/office/word/2010/wordprocessingShape" mc:Ignorable="w14 w15 w16se w16cid wp14">
-  <w:p>
-    <w:pPr>
-      <w:pStyle w:val="Header"/>
-    </w:pPr>
-  </w:p>
-</w:hdr>
-</file>
-
 <file path=word/styles.xml><?xml version="1.0" encoding="utf-8"?>
-<w:styles xmlns:mc="http://schemas.openxmlformats.org/markup-compatibility/2006" xmlns:r="http://schemas.openxmlformats.org/officeDocument/2006/relationships" xmlns:w="http://schemas.openxmlformats.org/wordprocessingml/2006/main" xmlns:w14="http://schemas.microsoft.com/office/word/2010/wordml" xmlns:w15="http://schemas.microsoft.com/office/word/2012/wordml" xmlns:w16cid="http://schemas.microsoft.com/office/word/2016/wordml/cid" xmlns:w16se="http://schemas.microsoft.com/office/word/2015/wordml/symex" mc:Ignorable="w14 w15 w16se w16cid">
+<w:styles xmlns:mc="http://schemas.openxmlformats.org/markup-compatibility/2006" xmlns:r="http://schemas.openxmlformats.org/officeDocument/2006/relationships" xmlns:w="http://schemas.openxmlformats.org/wordprocessingml/2006/main" xmlns:w14="http://schemas.microsoft.com/office/word/2010/wordml" xmlns:w15="http://schemas.microsoft.com/office/word/2012/wordml" mc:Ignorable="w14 w15">
   <w:docDefaults>
     <w:rPrDefault>
       <w:rPr>
@@ -2854,7 +2615,7 @@
     </w:rPrDefault>
     <w:pPrDefault/>
   </w:docDefaults>
-  <w:latentStyles w:defLockedState="0" w:defUIPriority="0" w:defSemiHidden="0" w:defUnhideWhenUsed="0" w:defQFormat="0" w:count="375">
+  <w:latentStyles w:defLockedState="0" w:defUIPriority="0" w:defSemiHidden="0" w:defUnhideWhenUsed="0" w:defQFormat="0" w:count="371">
     <w:lsdException w:name="Normal" w:qFormat="1"/>
     <w:lsdException w:name="heading 1" w:qFormat="1"/>
     <w:lsdException w:name="heading 2" w:semiHidden="1" w:unhideWhenUsed="1" w:qFormat="1"/>
@@ -3138,10 +2899,6 @@
     <w:lsdException w:name="List Table 5 Dark Accent 6" w:uiPriority="50"/>
     <w:lsdException w:name="List Table 6 Colorful Accent 6" w:uiPriority="51"/>
     <w:lsdException w:name="List Table 7 Colorful Accent 6" w:uiPriority="52"/>
-    <w:lsdException w:name="Mention" w:semiHidden="1" w:uiPriority="99" w:unhideWhenUsed="1"/>
-    <w:lsdException w:name="Smart Hyperlink" w:semiHidden="1" w:uiPriority="99" w:unhideWhenUsed="1"/>
-    <w:lsdException w:name="Hashtag" w:semiHidden="1" w:uiPriority="99" w:unhideWhenUsed="1"/>
-    <w:lsdException w:name="Unresolved Mention" w:semiHidden="1" w:uiPriority="99" w:unhideWhenUsed="1"/>
   </w:latentStyles>
   <w:style w:type="paragraph" w:default="1" w:styleId="Normal">
     <w:name w:val="Normal"/>
@@ -3588,7 +3345,7 @@
 </file>
 
 <file path=customXml/itemProps1.xml><?xml version="1.0" encoding="utf-8"?>
-<ds:datastoreItem xmlns:ds="http://schemas.openxmlformats.org/officeDocument/2006/customXml" ds:itemID="{044FFC22-A446-49EE-82BD-069BA11A76EB}">
+<ds:datastoreItem xmlns:ds="http://schemas.openxmlformats.org/officeDocument/2006/customXml" ds:itemID="{89748903-7126-4393-B0EE-A71CC79782E8}">
   <ds:schemaRefs>
     <ds:schemaRef ds:uri="http://schemas.openxmlformats.org/officeDocument/2006/bibliography"/>
   </ds:schemaRefs>
